--- a/Program/T-OP-Reqs/arch/All Classes for T and OP Requirements.docx
+++ b/Program/T-OP-Reqs/arch/All Classes for T and OP Requirements.docx
@@ -42,11 +42,19 @@
           <w:rFonts w:ascii="Times New Roman" w:hAnsi="Times New Roman" w:cs="Times New Roman"/>
         </w:rPr>
       </w:pPr>
-      <w:r>
-        <w:rPr>
-          <w:rFonts w:ascii="Times New Roman" w:hAnsi="Times New Roman" w:cs="Times New Roman"/>
-        </w:rPr>
-        <w:t>dbl = Double type value</w:t>
+      <w:proofErr w:type="spellStart"/>
+      <w:r>
+        <w:rPr>
+          <w:rFonts w:ascii="Times New Roman" w:hAnsi="Times New Roman" w:cs="Times New Roman"/>
+        </w:rPr>
+        <w:t>dbl</w:t>
+      </w:r>
+      <w:proofErr w:type="spellEnd"/>
+      <w:r>
+        <w:rPr>
+          <w:rFonts w:ascii="Times New Roman" w:hAnsi="Times New Roman" w:cs="Times New Roman"/>
+        </w:rPr>
+        <w:t xml:space="preserve"> = Double type value</w:t>
       </w:r>
     </w:p>
     <w:p>
@@ -63,6 +71,130 @@
         </w:rPr>
         <w:t>int = Integer type value</w:t>
       </w:r>
+    </w:p>
+    <w:p>
+      <w:pPr>
+        <w:spacing w:line="360" w:lineRule="auto"/>
+        <w:jc w:val="right"/>
+        <w:rPr>
+          <w:rFonts w:ascii="Times New Roman" w:hAnsi="Times New Roman" w:cs="Times New Roman"/>
+        </w:rPr>
+      </w:pPr>
+      <w:proofErr w:type="spellStart"/>
+      <w:r>
+        <w:rPr>
+          <w:rFonts w:ascii="Times New Roman" w:hAnsi="Times New Roman" w:cs="Times New Roman"/>
+        </w:rPr>
+        <w:t>bol</w:t>
+      </w:r>
+      <w:proofErr w:type="spellEnd"/>
+      <w:r>
+        <w:rPr>
+          <w:rFonts w:ascii="Times New Roman" w:hAnsi="Times New Roman" w:cs="Times New Roman"/>
+        </w:rPr>
+        <w:t xml:space="preserve"> = Boolean type value</w:t>
+      </w:r>
+    </w:p>
+    <w:p>
+      <w:pPr>
+        <w:spacing w:line="360" w:lineRule="auto"/>
+        <w:jc w:val="right"/>
+        <w:rPr>
+          <w:rFonts w:ascii="Times New Roman" w:hAnsi="Times New Roman" w:cs="Times New Roman"/>
+        </w:rPr>
+      </w:pPr>
+      <w:r>
+        <w:rPr>
+          <w:rFonts w:ascii="Times New Roman" w:hAnsi="Times New Roman" w:cs="Times New Roman"/>
+        </w:rPr>
+        <w:t xml:space="preserve">Instant = </w:t>
+      </w:r>
+      <w:proofErr w:type="spellStart"/>
+      <w:proofErr w:type="gramStart"/>
+      <w:r>
+        <w:rPr>
+          <w:rFonts w:ascii="Times New Roman" w:hAnsi="Times New Roman" w:cs="Times New Roman"/>
+        </w:rPr>
+        <w:t>java.time</w:t>
+      </w:r>
+      <w:proofErr w:type="gramEnd"/>
+      <w:r>
+        <w:rPr>
+          <w:rFonts w:ascii="Times New Roman" w:hAnsi="Times New Roman" w:cs="Times New Roman"/>
+        </w:rPr>
+        <w:t>.Instant</w:t>
+      </w:r>
+      <w:proofErr w:type="spellEnd"/>
+    </w:p>
+    <w:p>
+      <w:pPr>
+        <w:spacing w:line="360" w:lineRule="auto"/>
+        <w:jc w:val="right"/>
+        <w:rPr>
+          <w:rFonts w:ascii="Times New Roman" w:hAnsi="Times New Roman" w:cs="Times New Roman"/>
+        </w:rPr>
+      </w:pPr>
+      <w:r>
+        <w:rPr>
+          <w:rFonts w:ascii="Times New Roman" w:hAnsi="Times New Roman" w:cs="Times New Roman"/>
+        </w:rPr>
+        <w:t xml:space="preserve">Duration = </w:t>
+      </w:r>
+      <w:proofErr w:type="spellStart"/>
+      <w:proofErr w:type="gramStart"/>
+      <w:r>
+        <w:rPr>
+          <w:rFonts w:ascii="Times New Roman" w:hAnsi="Times New Roman" w:cs="Times New Roman"/>
+        </w:rPr>
+        <w:t>java.time</w:t>
+      </w:r>
+      <w:proofErr w:type="gramEnd"/>
+      <w:r>
+        <w:rPr>
+          <w:rFonts w:ascii="Times New Roman" w:hAnsi="Times New Roman" w:cs="Times New Roman"/>
+        </w:rPr>
+        <w:t>.Duration</w:t>
+      </w:r>
+      <w:proofErr w:type="spellEnd"/>
+    </w:p>
+    <w:p>
+      <w:pPr>
+        <w:spacing w:line="360" w:lineRule="auto"/>
+        <w:jc w:val="right"/>
+        <w:rPr>
+          <w:rFonts w:ascii="Times New Roman" w:hAnsi="Times New Roman" w:cs="Times New Roman"/>
+        </w:rPr>
+      </w:pPr>
+      <w:proofErr w:type="spellStart"/>
+      <w:r>
+        <w:rPr>
+          <w:rFonts w:ascii="Times New Roman" w:hAnsi="Times New Roman" w:cs="Times New Roman"/>
+        </w:rPr>
+        <w:t>LocalDate</w:t>
+      </w:r>
+      <w:proofErr w:type="spellEnd"/>
+      <w:r>
+        <w:rPr>
+          <w:rFonts w:ascii="Times New Roman" w:hAnsi="Times New Roman" w:cs="Times New Roman"/>
+        </w:rPr>
+        <w:t xml:space="preserve"> = </w:t>
+      </w:r>
+      <w:proofErr w:type="spellStart"/>
+      <w:proofErr w:type="gramStart"/>
+      <w:r>
+        <w:rPr>
+          <w:rFonts w:ascii="Times New Roman" w:hAnsi="Times New Roman" w:cs="Times New Roman"/>
+        </w:rPr>
+        <w:t>java.time</w:t>
+      </w:r>
+      <w:proofErr w:type="gramEnd"/>
+      <w:r>
+        <w:rPr>
+          <w:rFonts w:ascii="Times New Roman" w:hAnsi="Times New Roman" w:cs="Times New Roman"/>
+        </w:rPr>
+        <w:t>.LocalDate</w:t>
+      </w:r>
+      <w:proofErr w:type="spellEnd"/>
     </w:p>
     <w:p>
       <w:pPr>
@@ -87,509 +219,812 @@
           <w:b/>
           <w:bCs/>
         </w:rPr>
-        <w:t xml:space="preserve"> class / Table table</w:t>
-      </w:r>
-    </w:p>
-    <w:p>
-      <w:pPr>
-        <w:pStyle w:val="ListParagraph"/>
-        <w:numPr>
-          <w:ilvl w:val="0"/>
-          <w:numId w:val="1"/>
-        </w:numPr>
-        <w:spacing w:line="360" w:lineRule="auto"/>
-        <w:rPr>
-          <w:rFonts w:ascii="Times New Roman" w:hAnsi="Times New Roman" w:cs="Times New Roman"/>
-        </w:rPr>
-      </w:pPr>
-      <w:r>
-        <w:rPr>
-          <w:rFonts w:ascii="Times New Roman" w:hAnsi="Times New Roman" w:cs="Times New Roman"/>
-        </w:rPr>
-        <w:t>Required Attributes</w:t>
-      </w:r>
-    </w:p>
-    <w:p>
-      <w:pPr>
-        <w:pStyle w:val="ListParagraph"/>
-        <w:numPr>
-          <w:ilvl w:val="1"/>
-          <w:numId w:val="1"/>
-        </w:numPr>
-        <w:spacing w:line="360" w:lineRule="auto"/>
-        <w:rPr>
-          <w:rFonts w:ascii="Times New Roman" w:hAnsi="Times New Roman" w:cs="Times New Roman"/>
-        </w:rPr>
-      </w:pPr>
-      <w:r>
-        <w:rPr>
-          <w:rFonts w:ascii="Times New Roman" w:hAnsi="Times New Roman" w:cs="Times New Roman"/>
-        </w:rPr>
-        <w:t>tableId (str), waiterUsername (str) or waiterId (int), status (str)</w:t>
-      </w:r>
-    </w:p>
-    <w:p>
-      <w:pPr>
-        <w:pStyle w:val="ListParagraph"/>
-        <w:numPr>
-          <w:ilvl w:val="0"/>
-          <w:numId w:val="1"/>
-        </w:numPr>
-        <w:spacing w:line="360" w:lineRule="auto"/>
-        <w:rPr>
-          <w:rFonts w:ascii="Times New Roman" w:hAnsi="Times New Roman" w:cs="Times New Roman"/>
-        </w:rPr>
-      </w:pPr>
-      <w:r>
-        <w:rPr>
-          <w:rFonts w:ascii="Times New Roman" w:hAnsi="Times New Roman" w:cs="Times New Roman"/>
-        </w:rPr>
-        <w:t>Optional Attributes</w:t>
-      </w:r>
-    </w:p>
-    <w:p>
-      <w:pPr>
-        <w:pStyle w:val="ListParagraph"/>
-        <w:numPr>
-          <w:ilvl w:val="0"/>
-          <w:numId w:val="1"/>
-        </w:numPr>
-        <w:spacing w:line="360" w:lineRule="auto"/>
-        <w:rPr>
-          <w:rFonts w:ascii="Times New Roman" w:hAnsi="Times New Roman" w:cs="Times New Roman"/>
-        </w:rPr>
-      </w:pPr>
-      <w:r>
-        <w:rPr>
-          <w:rFonts w:ascii="Times New Roman" w:hAnsi="Times New Roman" w:cs="Times New Roman"/>
-        </w:rPr>
-        <w:t>Methods</w:t>
-      </w:r>
-    </w:p>
-    <w:p>
-      <w:pPr>
-        <w:pStyle w:val="ListParagraph"/>
-        <w:numPr>
-          <w:ilvl w:val="1"/>
-          <w:numId w:val="1"/>
-        </w:numPr>
-        <w:spacing w:line="360" w:lineRule="auto"/>
-        <w:rPr>
-          <w:rFonts w:ascii="Times New Roman" w:hAnsi="Times New Roman" w:cs="Times New Roman"/>
-        </w:rPr>
-      </w:pPr>
-      <w:r>
-        <w:rPr>
-          <w:rFonts w:ascii="Times New Roman" w:hAnsi="Times New Roman" w:cs="Times New Roman"/>
-        </w:rPr>
-        <w:t>cleanTable() is activated by the busboy to change the table’s status from dirty/red to available/green.</w:t>
-      </w:r>
-    </w:p>
-    <w:p>
-      <w:pPr>
-        <w:pStyle w:val="ListParagraph"/>
-        <w:numPr>
-          <w:ilvl w:val="1"/>
-          <w:numId w:val="1"/>
-        </w:numPr>
-        <w:spacing w:line="360" w:lineRule="auto"/>
-        <w:rPr>
-          <w:rFonts w:ascii="Times New Roman" w:hAnsi="Times New Roman" w:cs="Times New Roman"/>
-        </w:rPr>
-      </w:pPr>
-      <w:r>
-        <w:rPr>
-          <w:rFonts w:ascii="Times New Roman" w:hAnsi="Times New Roman" w:cs="Times New Roman"/>
-        </w:rPr>
-        <w:t>seatTable() is activated by the waiter to change table status from available/green to occupied/ye;</w:t>
-      </w:r>
-    </w:p>
-    <w:p>
-      <w:pPr>
-        <w:pStyle w:val="ListParagraph"/>
-        <w:numPr>
-          <w:ilvl w:val="1"/>
-          <w:numId w:val="1"/>
-        </w:numPr>
-        <w:spacing w:line="360" w:lineRule="auto"/>
-        <w:rPr>
-          <w:rFonts w:ascii="Times New Roman" w:hAnsi="Times New Roman" w:cs="Times New Roman"/>
-        </w:rPr>
-      </w:pPr>
-    </w:p>
-    <w:p>
-      <w:pPr>
-        <w:pStyle w:val="ListParagraph"/>
-        <w:numPr>
-          <w:ilvl w:val="0"/>
-          <w:numId w:val="1"/>
-        </w:numPr>
-        <w:spacing w:line="360" w:lineRule="auto"/>
-        <w:rPr>
-          <w:rFonts w:ascii="Times New Roman" w:hAnsi="Times New Roman" w:cs="Times New Roman"/>
-        </w:rPr>
-      </w:pPr>
-      <w:r>
-        <w:rPr>
-          <w:rFonts w:ascii="Times New Roman" w:hAnsi="Times New Roman" w:cs="Times New Roman"/>
-        </w:rPr>
-        <w:t>Child Classes</w:t>
-      </w:r>
-    </w:p>
-    <w:p>
-      <w:pPr>
-        <w:pStyle w:val="ListParagraph"/>
-        <w:numPr>
-          <w:ilvl w:val="1"/>
-          <w:numId w:val="1"/>
-        </w:numPr>
-        <w:spacing w:line="360" w:lineRule="auto"/>
-        <w:rPr>
-          <w:rFonts w:ascii="Times New Roman" w:hAnsi="Times New Roman" w:cs="Times New Roman"/>
-        </w:rPr>
-      </w:pPr>
-    </w:p>
-    <w:p>
-      <w:pPr>
-        <w:pStyle w:val="ListParagraph"/>
-        <w:numPr>
-          <w:ilvl w:val="0"/>
-          <w:numId w:val="1"/>
-        </w:numPr>
-        <w:spacing w:line="360" w:lineRule="auto"/>
-        <w:rPr>
-          <w:rFonts w:ascii="Times New Roman" w:hAnsi="Times New Roman" w:cs="Times New Roman"/>
-        </w:rPr>
-      </w:pPr>
-      <w:r>
-        <w:rPr>
-          <w:rFonts w:ascii="Times New Roman" w:hAnsi="Times New Roman" w:cs="Times New Roman"/>
-        </w:rPr>
-        <w:t>Uses</w:t>
-      </w:r>
-    </w:p>
-    <w:p>
-      <w:pPr>
-        <w:pStyle w:val="ListParagraph"/>
-        <w:numPr>
-          <w:ilvl w:val="1"/>
-          <w:numId w:val="1"/>
-        </w:numPr>
-        <w:spacing w:line="360" w:lineRule="auto"/>
-        <w:rPr>
-          <w:rFonts w:ascii="Times New Roman" w:hAnsi="Times New Roman" w:cs="Times New Roman"/>
-        </w:rPr>
-      </w:pPr>
-      <w:r>
-        <w:rPr>
-          <w:rFonts w:ascii="Times New Roman" w:hAnsi="Times New Roman" w:cs="Times New Roman"/>
-        </w:rPr>
-        <w:t>Every instance of StaffAccount where jobPosition = “Waiter” is assigned/connected to at least one instance of Table. (Waiters’s assigned tables are Table objects stored within StaffAccount’s assignedTables arraylist.)</w:t>
-      </w:r>
-    </w:p>
-    <w:p>
-      <w:pPr>
-        <w:pStyle w:val="ListParagraph"/>
-        <w:numPr>
-          <w:ilvl w:val="1"/>
-          <w:numId w:val="1"/>
-        </w:numPr>
-        <w:spacing w:line="360" w:lineRule="auto"/>
-        <w:rPr>
-          <w:rFonts w:ascii="Times New Roman" w:hAnsi="Times New Roman" w:cs="Times New Roman"/>
-        </w:rPr>
-      </w:pPr>
-      <w:r>
-        <w:rPr>
-          <w:rFonts w:ascii="Times New Roman" w:hAnsi="Times New Roman" w:cs="Times New Roman"/>
-        </w:rPr>
-        <w:t xml:space="preserve">tableId is used to identify where completed orders should be delivered to (used by </w:t>
-      </w:r>
-      <w:r>
-        <w:rPr>
-          <w:rFonts w:ascii="Times New Roman" w:hAnsi="Times New Roman" w:cs="Times New Roman"/>
-        </w:rPr>
-        <w:t>Order</w:t>
-      </w:r>
-      <w:r>
-        <w:rPr>
-          <w:rFonts w:ascii="Times New Roman" w:hAnsi="Times New Roman" w:cs="Times New Roman"/>
-        </w:rPr>
-        <w:t xml:space="preserve"> objects.)</w:t>
-      </w:r>
-    </w:p>
-    <w:p>
-      <w:pPr>
-        <w:pStyle w:val="ListParagraph"/>
-        <w:numPr>
-          <w:ilvl w:val="0"/>
-          <w:numId w:val="1"/>
-        </w:numPr>
-        <w:spacing w:line="360" w:lineRule="auto"/>
-        <w:rPr>
-          <w:rFonts w:ascii="Times New Roman" w:hAnsi="Times New Roman" w:cs="Times New Roman"/>
-        </w:rPr>
-      </w:pPr>
-      <w:r>
-        <w:rPr>
-          <w:rFonts w:ascii="Times New Roman" w:hAnsi="Times New Roman" w:cs="Times New Roman"/>
-        </w:rPr>
-        <w:t>Accessibility</w:t>
-      </w:r>
-    </w:p>
-    <w:p>
-      <w:pPr>
-        <w:pStyle w:val="ListParagraph"/>
-        <w:numPr>
-          <w:ilvl w:val="1"/>
-          <w:numId w:val="1"/>
-        </w:numPr>
-        <w:spacing w:line="360" w:lineRule="auto"/>
-        <w:rPr>
-          <w:rFonts w:ascii="Times New Roman" w:hAnsi="Times New Roman" w:cs="Times New Roman"/>
-        </w:rPr>
-      </w:pPr>
-      <w:r>
-        <w:rPr>
-          <w:rFonts w:ascii="Times New Roman" w:hAnsi="Times New Roman" w:cs="Times New Roman"/>
-        </w:rPr>
-        <w:t>Managers can view all data for Table objects.</w:t>
-      </w:r>
-    </w:p>
-    <w:p>
-      <w:pPr>
-        <w:pStyle w:val="ListParagraph"/>
-        <w:numPr>
-          <w:ilvl w:val="1"/>
-          <w:numId w:val="1"/>
-        </w:numPr>
-        <w:spacing w:line="360" w:lineRule="auto"/>
-        <w:rPr>
-          <w:rFonts w:ascii="Times New Roman" w:hAnsi="Times New Roman" w:cs="Times New Roman"/>
-        </w:rPr>
-      </w:pPr>
-      <w:r>
-        <w:rPr>
-          <w:rFonts w:ascii="Times New Roman" w:hAnsi="Times New Roman" w:cs="Times New Roman"/>
-        </w:rPr>
-        <w:t>Managers can assign Table objects to StaffAccount objects (when jobPosition = “Waiter”).</w:t>
-      </w:r>
-    </w:p>
-    <w:p>
-      <w:pPr>
-        <w:spacing w:line="360" w:lineRule="auto"/>
-        <w:rPr>
-          <w:rFonts w:ascii="Times New Roman" w:hAnsi="Times New Roman" w:cs="Times New Roman"/>
-        </w:rPr>
-      </w:pPr>
-    </w:p>
-    <w:p>
-      <w:pPr>
-        <w:spacing w:line="360" w:lineRule="auto"/>
+        <w:t xml:space="preserve"> class / Table </w:t>
+      </w:r>
+      <w:proofErr w:type="spellStart"/>
+      <w:r>
         <w:rPr>
           <w:rFonts w:ascii="Times New Roman" w:hAnsi="Times New Roman" w:cs="Times New Roman"/>
           <w:b/>
           <w:bCs/>
         </w:rPr>
-      </w:pPr>
-      <w:r>
+        <w:t>table</w:t>
+      </w:r>
+      <w:proofErr w:type="spellEnd"/>
+    </w:p>
+    <w:p>
+      <w:pPr>
+        <w:pStyle w:val="ListParagraph"/>
+        <w:numPr>
+          <w:ilvl w:val="0"/>
+          <w:numId w:val="1"/>
+        </w:numPr>
+        <w:spacing w:line="360" w:lineRule="auto"/>
+        <w:rPr>
+          <w:rFonts w:ascii="Times New Roman" w:hAnsi="Times New Roman" w:cs="Times New Roman"/>
+        </w:rPr>
+      </w:pPr>
+      <w:r>
+        <w:rPr>
+          <w:rFonts w:ascii="Times New Roman" w:hAnsi="Times New Roman" w:cs="Times New Roman"/>
+        </w:rPr>
+        <w:t>Required Attributes</w:t>
+      </w:r>
+    </w:p>
+    <w:p>
+      <w:pPr>
+        <w:pStyle w:val="ListParagraph"/>
+        <w:numPr>
+          <w:ilvl w:val="1"/>
+          <w:numId w:val="1"/>
+        </w:numPr>
+        <w:spacing w:line="360" w:lineRule="auto"/>
+        <w:rPr>
+          <w:rFonts w:ascii="Times New Roman" w:hAnsi="Times New Roman" w:cs="Times New Roman"/>
+        </w:rPr>
+      </w:pPr>
+      <w:proofErr w:type="spellStart"/>
+      <w:r>
+        <w:rPr>
+          <w:rFonts w:ascii="Times New Roman" w:hAnsi="Times New Roman" w:cs="Times New Roman"/>
+        </w:rPr>
+        <w:t>tableId</w:t>
+      </w:r>
+      <w:proofErr w:type="spellEnd"/>
+      <w:r>
+        <w:rPr>
+          <w:rFonts w:ascii="Times New Roman" w:hAnsi="Times New Roman" w:cs="Times New Roman"/>
+        </w:rPr>
+        <w:t xml:space="preserve"> (str), </w:t>
+      </w:r>
+      <w:proofErr w:type="spellStart"/>
+      <w:r>
+        <w:rPr>
+          <w:rFonts w:ascii="Times New Roman" w:hAnsi="Times New Roman" w:cs="Times New Roman"/>
+        </w:rPr>
+        <w:t>waiterUsername</w:t>
+      </w:r>
+      <w:proofErr w:type="spellEnd"/>
+      <w:r>
+        <w:rPr>
+          <w:rFonts w:ascii="Times New Roman" w:hAnsi="Times New Roman" w:cs="Times New Roman"/>
+        </w:rPr>
+        <w:t xml:space="preserve"> (str) or </w:t>
+      </w:r>
+      <w:proofErr w:type="spellStart"/>
+      <w:r>
+        <w:rPr>
+          <w:rFonts w:ascii="Times New Roman" w:hAnsi="Times New Roman" w:cs="Times New Roman"/>
+        </w:rPr>
+        <w:t>waiterId</w:t>
+      </w:r>
+      <w:proofErr w:type="spellEnd"/>
+      <w:r>
+        <w:rPr>
+          <w:rFonts w:ascii="Times New Roman" w:hAnsi="Times New Roman" w:cs="Times New Roman"/>
+        </w:rPr>
+        <w:t xml:space="preserve"> (int), status (str)</w:t>
+      </w:r>
+    </w:p>
+    <w:p>
+      <w:pPr>
+        <w:pStyle w:val="ListParagraph"/>
+        <w:numPr>
+          <w:ilvl w:val="0"/>
+          <w:numId w:val="1"/>
+        </w:numPr>
+        <w:spacing w:line="360" w:lineRule="auto"/>
+        <w:rPr>
+          <w:rFonts w:ascii="Times New Roman" w:hAnsi="Times New Roman" w:cs="Times New Roman"/>
+        </w:rPr>
+      </w:pPr>
+      <w:r>
+        <w:rPr>
+          <w:rFonts w:ascii="Times New Roman" w:hAnsi="Times New Roman" w:cs="Times New Roman"/>
+        </w:rPr>
+        <w:t>Optional Attributes</w:t>
+      </w:r>
+    </w:p>
+    <w:p>
+      <w:pPr>
+        <w:pStyle w:val="ListParagraph"/>
+        <w:numPr>
+          <w:ilvl w:val="1"/>
+          <w:numId w:val="1"/>
+        </w:numPr>
+        <w:spacing w:line="360" w:lineRule="auto"/>
+        <w:rPr>
+          <w:rFonts w:ascii="Times New Roman" w:hAnsi="Times New Roman" w:cs="Times New Roman"/>
+        </w:rPr>
+      </w:pPr>
+      <w:proofErr w:type="spellStart"/>
+      <w:r>
+        <w:rPr>
+          <w:rFonts w:ascii="Times New Roman" w:hAnsi="Times New Roman" w:cs="Times New Roman"/>
+        </w:rPr>
+        <w:t>turnaroundTime</w:t>
+      </w:r>
+      <w:proofErr w:type="spellEnd"/>
+      <w:r>
+        <w:rPr>
+          <w:rFonts w:ascii="Times New Roman" w:hAnsi="Times New Roman" w:cs="Times New Roman"/>
+        </w:rPr>
+        <w:t xml:space="preserve"> (Duration)</w:t>
+      </w:r>
+    </w:p>
+    <w:p>
+      <w:pPr>
+        <w:pStyle w:val="ListParagraph"/>
+        <w:numPr>
+          <w:ilvl w:val="2"/>
+          <w:numId w:val="1"/>
+        </w:numPr>
+        <w:spacing w:line="360" w:lineRule="auto"/>
+        <w:rPr>
+          <w:rFonts w:ascii="Times New Roman" w:hAnsi="Times New Roman" w:cs="Times New Roman"/>
+        </w:rPr>
+      </w:pPr>
+      <w:proofErr w:type="spellStart"/>
+      <w:r>
+        <w:rPr>
+          <w:rFonts w:ascii="Times New Roman" w:hAnsi="Times New Roman" w:cs="Times New Roman"/>
+        </w:rPr>
+        <w:t>turnaroundTime</w:t>
+      </w:r>
+      <w:proofErr w:type="spellEnd"/>
+      <w:r>
+        <w:rPr>
+          <w:rFonts w:ascii="Times New Roman" w:hAnsi="Times New Roman" w:cs="Times New Roman"/>
+        </w:rPr>
+        <w:t xml:space="preserve"> records the amount of time from when a table is first marked ‘occupied’ </w:t>
+      </w:r>
+      <w:r>
+        <w:rPr>
+          <w:rFonts w:ascii="Times New Roman" w:hAnsi="Times New Roman" w:cs="Times New Roman"/>
+        </w:rPr>
+        <w:t>to when</w:t>
+      </w:r>
+      <w:r>
+        <w:rPr>
+          <w:rFonts w:ascii="Times New Roman" w:hAnsi="Times New Roman" w:cs="Times New Roman"/>
+        </w:rPr>
+        <w:t xml:space="preserve"> it is marked ‘dirty.’ The data from this attribute will be saved to the database and reset as soon as the object’s status is red/dirty.</w:t>
+      </w:r>
+    </w:p>
+    <w:p>
+      <w:pPr>
+        <w:pStyle w:val="ListParagraph"/>
+        <w:numPr>
+          <w:ilvl w:val="0"/>
+          <w:numId w:val="1"/>
+        </w:numPr>
+        <w:spacing w:line="360" w:lineRule="auto"/>
+        <w:rPr>
+          <w:rFonts w:ascii="Times New Roman" w:hAnsi="Times New Roman" w:cs="Times New Roman"/>
+        </w:rPr>
+      </w:pPr>
+      <w:r>
+        <w:rPr>
+          <w:rFonts w:ascii="Times New Roman" w:hAnsi="Times New Roman" w:cs="Times New Roman"/>
+        </w:rPr>
+        <w:t>Methods</w:t>
+      </w:r>
+    </w:p>
+    <w:p>
+      <w:pPr>
+        <w:pStyle w:val="ListParagraph"/>
+        <w:numPr>
+          <w:ilvl w:val="1"/>
+          <w:numId w:val="1"/>
+        </w:numPr>
+        <w:spacing w:line="360" w:lineRule="auto"/>
+        <w:rPr>
+          <w:rFonts w:ascii="Times New Roman" w:hAnsi="Times New Roman" w:cs="Times New Roman"/>
+        </w:rPr>
+      </w:pPr>
+      <w:proofErr w:type="spellStart"/>
+      <w:proofErr w:type="gramStart"/>
+      <w:r>
+        <w:rPr>
+          <w:rFonts w:ascii="Times New Roman" w:hAnsi="Times New Roman" w:cs="Times New Roman"/>
+        </w:rPr>
+        <w:t>cleanTable</w:t>
+      </w:r>
+      <w:proofErr w:type="spellEnd"/>
+      <w:r>
+        <w:rPr>
+          <w:rFonts w:ascii="Times New Roman" w:hAnsi="Times New Roman" w:cs="Times New Roman"/>
+        </w:rPr>
+        <w:t>(</w:t>
+      </w:r>
+      <w:proofErr w:type="gramEnd"/>
+      <w:r>
+        <w:rPr>
+          <w:rFonts w:ascii="Times New Roman" w:hAnsi="Times New Roman" w:cs="Times New Roman"/>
+        </w:rPr>
+        <w:t>) is activated by the busboy to change the table’s status from dirty/red to available/green.</w:t>
+      </w:r>
+    </w:p>
+    <w:p>
+      <w:pPr>
+        <w:pStyle w:val="ListParagraph"/>
+        <w:numPr>
+          <w:ilvl w:val="1"/>
+          <w:numId w:val="1"/>
+        </w:numPr>
+        <w:spacing w:line="360" w:lineRule="auto"/>
+        <w:rPr>
+          <w:rFonts w:ascii="Times New Roman" w:hAnsi="Times New Roman" w:cs="Times New Roman"/>
+        </w:rPr>
+      </w:pPr>
+      <w:proofErr w:type="spellStart"/>
+      <w:proofErr w:type="gramStart"/>
+      <w:r>
+        <w:rPr>
+          <w:rFonts w:ascii="Times New Roman" w:hAnsi="Times New Roman" w:cs="Times New Roman"/>
+        </w:rPr>
+        <w:t>seatTable</w:t>
+      </w:r>
+      <w:proofErr w:type="spellEnd"/>
+      <w:r>
+        <w:rPr>
+          <w:rFonts w:ascii="Times New Roman" w:hAnsi="Times New Roman" w:cs="Times New Roman"/>
+        </w:rPr>
+        <w:t>(</w:t>
+      </w:r>
+      <w:proofErr w:type="gramEnd"/>
+      <w:r>
+        <w:rPr>
+          <w:rFonts w:ascii="Times New Roman" w:hAnsi="Times New Roman" w:cs="Times New Roman"/>
+        </w:rPr>
+        <w:t>) is activated by the waiter to change table status from available/green to occupied/ye</w:t>
+      </w:r>
+      <w:r>
+        <w:rPr>
+          <w:rFonts w:ascii="Times New Roman" w:hAnsi="Times New Roman" w:cs="Times New Roman"/>
+        </w:rPr>
+        <w:t>llow</w:t>
+      </w:r>
+      <w:r>
+        <w:rPr>
+          <w:rFonts w:ascii="Times New Roman" w:hAnsi="Times New Roman" w:cs="Times New Roman"/>
+        </w:rPr>
+        <w:t>.</w:t>
+      </w:r>
+    </w:p>
+    <w:p>
+      <w:pPr>
+        <w:pStyle w:val="ListParagraph"/>
+        <w:numPr>
+          <w:ilvl w:val="1"/>
+          <w:numId w:val="1"/>
+        </w:numPr>
+        <w:spacing w:line="360" w:lineRule="auto"/>
+        <w:rPr>
+          <w:rFonts w:ascii="Times New Roman" w:hAnsi="Times New Roman" w:cs="Times New Roman"/>
+        </w:rPr>
+      </w:pPr>
+    </w:p>
+    <w:p>
+      <w:pPr>
+        <w:pStyle w:val="ListParagraph"/>
+        <w:numPr>
+          <w:ilvl w:val="0"/>
+          <w:numId w:val="1"/>
+        </w:numPr>
+        <w:spacing w:line="360" w:lineRule="auto"/>
+        <w:rPr>
+          <w:rFonts w:ascii="Times New Roman" w:hAnsi="Times New Roman" w:cs="Times New Roman"/>
+        </w:rPr>
+      </w:pPr>
+      <w:r>
+        <w:rPr>
+          <w:rFonts w:ascii="Times New Roman" w:hAnsi="Times New Roman" w:cs="Times New Roman"/>
+        </w:rPr>
+        <w:t>Child Classes</w:t>
+      </w:r>
+    </w:p>
+    <w:p>
+      <w:pPr>
+        <w:pStyle w:val="ListParagraph"/>
+        <w:numPr>
+          <w:ilvl w:val="1"/>
+          <w:numId w:val="1"/>
+        </w:numPr>
+        <w:spacing w:line="360" w:lineRule="auto"/>
+        <w:rPr>
+          <w:rFonts w:ascii="Times New Roman" w:hAnsi="Times New Roman" w:cs="Times New Roman"/>
+        </w:rPr>
+      </w:pPr>
+    </w:p>
+    <w:p>
+      <w:pPr>
+        <w:pStyle w:val="ListParagraph"/>
+        <w:numPr>
+          <w:ilvl w:val="0"/>
+          <w:numId w:val="1"/>
+        </w:numPr>
+        <w:spacing w:line="360" w:lineRule="auto"/>
+        <w:rPr>
+          <w:rFonts w:ascii="Times New Roman" w:hAnsi="Times New Roman" w:cs="Times New Roman"/>
+        </w:rPr>
+      </w:pPr>
+      <w:r>
+        <w:rPr>
+          <w:rFonts w:ascii="Times New Roman" w:hAnsi="Times New Roman" w:cs="Times New Roman"/>
+        </w:rPr>
+        <w:t>Uses</w:t>
+      </w:r>
+    </w:p>
+    <w:p>
+      <w:pPr>
+        <w:pStyle w:val="ListParagraph"/>
+        <w:numPr>
+          <w:ilvl w:val="1"/>
+          <w:numId w:val="1"/>
+        </w:numPr>
+        <w:spacing w:line="360" w:lineRule="auto"/>
+        <w:rPr>
+          <w:rFonts w:ascii="Times New Roman" w:hAnsi="Times New Roman" w:cs="Times New Roman"/>
+        </w:rPr>
+      </w:pPr>
+      <w:r>
+        <w:rPr>
+          <w:rFonts w:ascii="Times New Roman" w:hAnsi="Times New Roman" w:cs="Times New Roman"/>
+        </w:rPr>
+        <w:lastRenderedPageBreak/>
+        <w:t xml:space="preserve">Every instance of </w:t>
+      </w:r>
+      <w:proofErr w:type="spellStart"/>
+      <w:r>
+        <w:rPr>
+          <w:rFonts w:ascii="Times New Roman" w:hAnsi="Times New Roman" w:cs="Times New Roman"/>
+        </w:rPr>
+        <w:t>StaffAccount</w:t>
+      </w:r>
+      <w:proofErr w:type="spellEnd"/>
+      <w:r>
+        <w:rPr>
+          <w:rFonts w:ascii="Times New Roman" w:hAnsi="Times New Roman" w:cs="Times New Roman"/>
+        </w:rPr>
+        <w:t xml:space="preserve"> where </w:t>
+      </w:r>
+      <w:proofErr w:type="spellStart"/>
+      <w:r>
+        <w:rPr>
+          <w:rFonts w:ascii="Times New Roman" w:hAnsi="Times New Roman" w:cs="Times New Roman"/>
+        </w:rPr>
+        <w:t>jobPosition</w:t>
+      </w:r>
+      <w:proofErr w:type="spellEnd"/>
+      <w:r>
+        <w:rPr>
+          <w:rFonts w:ascii="Times New Roman" w:hAnsi="Times New Roman" w:cs="Times New Roman"/>
+        </w:rPr>
+        <w:t xml:space="preserve"> = “Waiter” is assigned/connected to at least one instance of Table. (Waiters’s assigned tables are Table objects stored within </w:t>
+      </w:r>
+      <w:proofErr w:type="spellStart"/>
+      <w:r>
+        <w:rPr>
+          <w:rFonts w:ascii="Times New Roman" w:hAnsi="Times New Roman" w:cs="Times New Roman"/>
+        </w:rPr>
+        <w:t>StaffAccount’s</w:t>
+      </w:r>
+      <w:proofErr w:type="spellEnd"/>
+      <w:r>
+        <w:rPr>
+          <w:rFonts w:ascii="Times New Roman" w:hAnsi="Times New Roman" w:cs="Times New Roman"/>
+        </w:rPr>
+        <w:t xml:space="preserve"> </w:t>
+      </w:r>
+      <w:proofErr w:type="spellStart"/>
+      <w:r>
+        <w:rPr>
+          <w:rFonts w:ascii="Times New Roman" w:hAnsi="Times New Roman" w:cs="Times New Roman"/>
+        </w:rPr>
+        <w:t>assignedTables</w:t>
+      </w:r>
+      <w:proofErr w:type="spellEnd"/>
+      <w:r>
+        <w:rPr>
+          <w:rFonts w:ascii="Times New Roman" w:hAnsi="Times New Roman" w:cs="Times New Roman"/>
+        </w:rPr>
+        <w:t xml:space="preserve"> </w:t>
+      </w:r>
+      <w:proofErr w:type="spellStart"/>
+      <w:r>
+        <w:rPr>
+          <w:rFonts w:ascii="Times New Roman" w:hAnsi="Times New Roman" w:cs="Times New Roman"/>
+        </w:rPr>
+        <w:t>arraylist</w:t>
+      </w:r>
+      <w:proofErr w:type="spellEnd"/>
+      <w:r>
+        <w:rPr>
+          <w:rFonts w:ascii="Times New Roman" w:hAnsi="Times New Roman" w:cs="Times New Roman"/>
+        </w:rPr>
+        <w:t>.)</w:t>
+      </w:r>
+    </w:p>
+    <w:p>
+      <w:pPr>
+        <w:pStyle w:val="ListParagraph"/>
+        <w:numPr>
+          <w:ilvl w:val="1"/>
+          <w:numId w:val="1"/>
+        </w:numPr>
+        <w:spacing w:line="360" w:lineRule="auto"/>
+        <w:rPr>
+          <w:rFonts w:ascii="Times New Roman" w:hAnsi="Times New Roman" w:cs="Times New Roman"/>
+        </w:rPr>
+      </w:pPr>
+      <w:proofErr w:type="spellStart"/>
+      <w:r>
+        <w:rPr>
+          <w:rFonts w:ascii="Times New Roman" w:hAnsi="Times New Roman" w:cs="Times New Roman"/>
+        </w:rPr>
+        <w:t>tableId</w:t>
+      </w:r>
+      <w:proofErr w:type="spellEnd"/>
+      <w:r>
+        <w:rPr>
+          <w:rFonts w:ascii="Times New Roman" w:hAnsi="Times New Roman" w:cs="Times New Roman"/>
+        </w:rPr>
+        <w:t xml:space="preserve"> is used to identify where completed orders should be delivered to (used by </w:t>
+      </w:r>
+      <w:r>
+        <w:rPr>
+          <w:rFonts w:ascii="Times New Roman" w:hAnsi="Times New Roman" w:cs="Times New Roman"/>
+        </w:rPr>
+        <w:t>Order</w:t>
+      </w:r>
+      <w:r>
+        <w:rPr>
+          <w:rFonts w:ascii="Times New Roman" w:hAnsi="Times New Roman" w:cs="Times New Roman"/>
+        </w:rPr>
+        <w:t xml:space="preserve"> objects.)</w:t>
+      </w:r>
+    </w:p>
+    <w:p>
+      <w:pPr>
+        <w:pStyle w:val="ListParagraph"/>
+        <w:numPr>
+          <w:ilvl w:val="0"/>
+          <w:numId w:val="1"/>
+        </w:numPr>
+        <w:spacing w:line="360" w:lineRule="auto"/>
+        <w:rPr>
+          <w:rFonts w:ascii="Times New Roman" w:hAnsi="Times New Roman" w:cs="Times New Roman"/>
+        </w:rPr>
+      </w:pPr>
+      <w:r>
+        <w:rPr>
+          <w:rFonts w:ascii="Times New Roman" w:hAnsi="Times New Roman" w:cs="Times New Roman"/>
+        </w:rPr>
+        <w:t>Accessibility</w:t>
+      </w:r>
+    </w:p>
+    <w:p>
+      <w:pPr>
+        <w:pStyle w:val="ListParagraph"/>
+        <w:numPr>
+          <w:ilvl w:val="1"/>
+          <w:numId w:val="1"/>
+        </w:numPr>
+        <w:spacing w:line="360" w:lineRule="auto"/>
+        <w:rPr>
+          <w:rFonts w:ascii="Times New Roman" w:hAnsi="Times New Roman" w:cs="Times New Roman"/>
+        </w:rPr>
+      </w:pPr>
+      <w:r>
+        <w:rPr>
+          <w:rFonts w:ascii="Times New Roman" w:hAnsi="Times New Roman" w:cs="Times New Roman"/>
+        </w:rPr>
+        <w:t>Managers can view all data for Table objects.</w:t>
+      </w:r>
+    </w:p>
+    <w:p>
+      <w:pPr>
+        <w:pStyle w:val="ListParagraph"/>
+        <w:numPr>
+          <w:ilvl w:val="1"/>
+          <w:numId w:val="1"/>
+        </w:numPr>
+        <w:spacing w:line="360" w:lineRule="auto"/>
+        <w:rPr>
+          <w:rFonts w:ascii="Times New Roman" w:hAnsi="Times New Roman" w:cs="Times New Roman"/>
+        </w:rPr>
+      </w:pPr>
+      <w:r>
+        <w:rPr>
+          <w:rFonts w:ascii="Times New Roman" w:hAnsi="Times New Roman" w:cs="Times New Roman"/>
+        </w:rPr>
+        <w:t xml:space="preserve">Managers can assign Table objects to </w:t>
+      </w:r>
+      <w:proofErr w:type="spellStart"/>
+      <w:r>
+        <w:rPr>
+          <w:rFonts w:ascii="Times New Roman" w:hAnsi="Times New Roman" w:cs="Times New Roman"/>
+        </w:rPr>
+        <w:t>StaffAccount</w:t>
+      </w:r>
+      <w:proofErr w:type="spellEnd"/>
+      <w:r>
+        <w:rPr>
+          <w:rFonts w:ascii="Times New Roman" w:hAnsi="Times New Roman" w:cs="Times New Roman"/>
+        </w:rPr>
+        <w:t xml:space="preserve"> objects (when </w:t>
+      </w:r>
+      <w:proofErr w:type="spellStart"/>
+      <w:r>
+        <w:rPr>
+          <w:rFonts w:ascii="Times New Roman" w:hAnsi="Times New Roman" w:cs="Times New Roman"/>
+        </w:rPr>
+        <w:t>jobPosition</w:t>
+      </w:r>
+      <w:proofErr w:type="spellEnd"/>
+      <w:r>
+        <w:rPr>
+          <w:rFonts w:ascii="Times New Roman" w:hAnsi="Times New Roman" w:cs="Times New Roman"/>
+        </w:rPr>
+        <w:t xml:space="preserve"> = “Waiter”).</w:t>
+      </w:r>
+    </w:p>
+    <w:p>
+      <w:pPr>
+        <w:spacing w:line="360" w:lineRule="auto"/>
+        <w:rPr>
+          <w:rFonts w:ascii="Times New Roman" w:hAnsi="Times New Roman" w:cs="Times New Roman"/>
+        </w:rPr>
+      </w:pPr>
+    </w:p>
+    <w:p>
+      <w:pPr>
+        <w:spacing w:line="360" w:lineRule="auto"/>
         <w:rPr>
           <w:rFonts w:ascii="Times New Roman" w:hAnsi="Times New Roman" w:cs="Times New Roman"/>
           <w:b/>
           <w:bCs/>
         </w:rPr>
-        <w:t>Menu Class / Menu table</w:t>
-      </w:r>
-    </w:p>
-    <w:p>
-      <w:pPr>
-        <w:pStyle w:val="ListParagraph"/>
-        <w:numPr>
-          <w:ilvl w:val="0"/>
-          <w:numId w:val="1"/>
-        </w:numPr>
-        <w:spacing w:line="360" w:lineRule="auto"/>
-        <w:rPr>
-          <w:rFonts w:ascii="Times New Roman" w:hAnsi="Times New Roman" w:cs="Times New Roman"/>
-        </w:rPr>
-      </w:pPr>
-      <w:r>
-        <w:rPr>
-          <w:rFonts w:ascii="Times New Roman" w:hAnsi="Times New Roman" w:cs="Times New Roman"/>
-        </w:rPr>
-        <w:lastRenderedPageBreak/>
-        <w:t>Required Attributes</w:t>
-      </w:r>
-    </w:p>
-    <w:p>
-      <w:pPr>
-        <w:pStyle w:val="ListParagraph"/>
-        <w:numPr>
-          <w:ilvl w:val="1"/>
-          <w:numId w:val="1"/>
-        </w:numPr>
-        <w:spacing w:line="360" w:lineRule="auto"/>
-        <w:rPr>
-          <w:rFonts w:ascii="Times New Roman" w:hAnsi="Times New Roman" w:cs="Times New Roman"/>
-        </w:rPr>
-      </w:pPr>
-      <w:r>
-        <w:rPr>
-          <w:rFonts w:ascii="Times New Roman" w:hAnsi="Times New Roman" w:cs="Times New Roman"/>
-        </w:rPr>
-        <w:t>itemId (str), price (dbl)</w:t>
-      </w:r>
-    </w:p>
-    <w:p>
-      <w:pPr>
-        <w:pStyle w:val="ListParagraph"/>
-        <w:numPr>
-          <w:ilvl w:val="2"/>
-          <w:numId w:val="1"/>
-        </w:numPr>
-        <w:spacing w:line="360" w:lineRule="auto"/>
-        <w:rPr>
-          <w:rFonts w:ascii="Times New Roman" w:hAnsi="Times New Roman" w:cs="Times New Roman"/>
-        </w:rPr>
-      </w:pPr>
-      <w:r>
-        <w:rPr>
-          <w:rFonts w:ascii="Times New Roman" w:hAnsi="Times New Roman" w:cs="Times New Roman"/>
-        </w:rPr>
-        <w:t>itemId is the name of the menu item</w:t>
-      </w:r>
-    </w:p>
-    <w:p>
-      <w:pPr>
-        <w:pStyle w:val="ListParagraph"/>
-        <w:numPr>
-          <w:ilvl w:val="0"/>
-          <w:numId w:val="1"/>
-        </w:numPr>
-        <w:spacing w:line="360" w:lineRule="auto"/>
-        <w:rPr>
-          <w:rFonts w:ascii="Times New Roman" w:hAnsi="Times New Roman" w:cs="Times New Roman"/>
-        </w:rPr>
-      </w:pPr>
-      <w:r>
-        <w:rPr>
-          <w:rFonts w:ascii="Times New Roman" w:hAnsi="Times New Roman" w:cs="Times New Roman"/>
-        </w:rPr>
-        <w:t>Optional Attributes</w:t>
-      </w:r>
-    </w:p>
-    <w:p>
-      <w:pPr>
-        <w:pStyle w:val="ListParagraph"/>
-        <w:numPr>
-          <w:ilvl w:val="1"/>
-          <w:numId w:val="1"/>
-        </w:numPr>
-        <w:spacing w:line="360" w:lineRule="auto"/>
-        <w:rPr>
-          <w:rFonts w:ascii="Times New Roman" w:hAnsi="Times New Roman" w:cs="Times New Roman"/>
-        </w:rPr>
-      </w:pPr>
-    </w:p>
-    <w:p>
-      <w:pPr>
-        <w:pStyle w:val="ListParagraph"/>
-        <w:numPr>
-          <w:ilvl w:val="0"/>
-          <w:numId w:val="1"/>
-        </w:numPr>
-        <w:spacing w:line="360" w:lineRule="auto"/>
-        <w:rPr>
-          <w:rFonts w:ascii="Times New Roman" w:hAnsi="Times New Roman" w:cs="Times New Roman"/>
-        </w:rPr>
-      </w:pPr>
-      <w:r>
-        <w:rPr>
-          <w:rFonts w:ascii="Times New Roman" w:hAnsi="Times New Roman" w:cs="Times New Roman"/>
-        </w:rPr>
-        <w:t>Methods</w:t>
-      </w:r>
-    </w:p>
-    <w:p>
-      <w:pPr>
-        <w:pStyle w:val="ListParagraph"/>
-        <w:numPr>
-          <w:ilvl w:val="0"/>
-          <w:numId w:val="1"/>
-        </w:numPr>
-        <w:spacing w:line="360" w:lineRule="auto"/>
-        <w:rPr>
-          <w:rFonts w:ascii="Times New Roman" w:hAnsi="Times New Roman" w:cs="Times New Roman"/>
-        </w:rPr>
-      </w:pPr>
-      <w:r>
-        <w:rPr>
-          <w:rFonts w:ascii="Times New Roman" w:hAnsi="Times New Roman" w:cs="Times New Roman"/>
-        </w:rPr>
-        <w:t>Child Classes</w:t>
-      </w:r>
-    </w:p>
-    <w:p>
-      <w:pPr>
-        <w:pStyle w:val="ListParagraph"/>
-        <w:numPr>
-          <w:ilvl w:val="0"/>
-          <w:numId w:val="1"/>
-        </w:numPr>
-        <w:spacing w:line="360" w:lineRule="auto"/>
-        <w:rPr>
-          <w:rFonts w:ascii="Times New Roman" w:hAnsi="Times New Roman" w:cs="Times New Roman"/>
-        </w:rPr>
-      </w:pPr>
-      <w:r>
-        <w:rPr>
-          <w:rFonts w:ascii="Times New Roman" w:hAnsi="Times New Roman" w:cs="Times New Roman"/>
-        </w:rPr>
-        <w:t>Uses</w:t>
-      </w:r>
-    </w:p>
-    <w:p>
-      <w:pPr>
-        <w:pStyle w:val="ListParagraph"/>
-        <w:numPr>
-          <w:ilvl w:val="0"/>
-          <w:numId w:val="1"/>
-        </w:numPr>
-        <w:spacing w:line="360" w:lineRule="auto"/>
-        <w:rPr>
-          <w:rFonts w:ascii="Times New Roman" w:hAnsi="Times New Roman" w:cs="Times New Roman"/>
-        </w:rPr>
-      </w:pPr>
-      <w:r>
-        <w:rPr>
-          <w:rFonts w:ascii="Times New Roman" w:hAnsi="Times New Roman" w:cs="Times New Roman"/>
-        </w:rPr>
-        <w:t>Accessibility</w:t>
-      </w:r>
-    </w:p>
-    <w:p>
-      <w:pPr>
-        <w:spacing w:line="360" w:lineRule="auto"/>
+      </w:pPr>
+      <w:r>
         <w:rPr>
           <w:rFonts w:ascii="Times New Roman" w:hAnsi="Times New Roman" w:cs="Times New Roman"/>
           <w:b/>
           <w:bCs/>
         </w:rPr>
-      </w:pPr>
-    </w:p>
-    <w:p>
-      <w:pPr>
-        <w:spacing w:line="360" w:lineRule="auto"/>
-        <w:rPr>
-          <w:rFonts w:ascii="Times New Roman" w:hAnsi="Times New Roman" w:cs="Times New Roman"/>
-        </w:rPr>
-      </w:pPr>
-      <w:r>
+        <w:t>Menu Class / Menu table</w:t>
+      </w:r>
+    </w:p>
+    <w:p>
+      <w:pPr>
+        <w:pStyle w:val="ListParagraph"/>
+        <w:numPr>
+          <w:ilvl w:val="0"/>
+          <w:numId w:val="1"/>
+        </w:numPr>
+        <w:spacing w:line="360" w:lineRule="auto"/>
+        <w:rPr>
+          <w:rFonts w:ascii="Times New Roman" w:hAnsi="Times New Roman" w:cs="Times New Roman"/>
+        </w:rPr>
+      </w:pPr>
+      <w:r>
+        <w:rPr>
+          <w:rFonts w:ascii="Times New Roman" w:hAnsi="Times New Roman" w:cs="Times New Roman"/>
+        </w:rPr>
+        <w:t>Required Attributes</w:t>
+      </w:r>
+    </w:p>
+    <w:p>
+      <w:pPr>
+        <w:pStyle w:val="ListParagraph"/>
+        <w:numPr>
+          <w:ilvl w:val="1"/>
+          <w:numId w:val="1"/>
+        </w:numPr>
+        <w:spacing w:line="360" w:lineRule="auto"/>
+        <w:rPr>
+          <w:rFonts w:ascii="Times New Roman" w:hAnsi="Times New Roman" w:cs="Times New Roman"/>
+        </w:rPr>
+      </w:pPr>
+      <w:proofErr w:type="spellStart"/>
+      <w:r>
+        <w:rPr>
+          <w:rFonts w:ascii="Times New Roman" w:hAnsi="Times New Roman" w:cs="Times New Roman"/>
+        </w:rPr>
+        <w:t>itemId</w:t>
+      </w:r>
+      <w:proofErr w:type="spellEnd"/>
+      <w:r>
+        <w:rPr>
+          <w:rFonts w:ascii="Times New Roman" w:hAnsi="Times New Roman" w:cs="Times New Roman"/>
+        </w:rPr>
+        <w:t xml:space="preserve"> (</w:t>
+      </w:r>
+      <w:r>
+        <w:rPr>
+          <w:rFonts w:ascii="Times New Roman" w:hAnsi="Times New Roman" w:cs="Times New Roman"/>
+        </w:rPr>
+        <w:t>int</w:t>
+      </w:r>
+      <w:r>
+        <w:rPr>
+          <w:rFonts w:ascii="Times New Roman" w:hAnsi="Times New Roman" w:cs="Times New Roman"/>
+        </w:rPr>
+        <w:t>)</w:t>
+      </w:r>
+      <w:r>
+        <w:rPr>
+          <w:rFonts w:ascii="Times New Roman" w:hAnsi="Times New Roman" w:cs="Times New Roman"/>
+        </w:rPr>
+        <w:t xml:space="preserve">, </w:t>
+      </w:r>
+      <w:proofErr w:type="spellStart"/>
+      <w:r>
+        <w:rPr>
+          <w:rFonts w:ascii="Times New Roman" w:hAnsi="Times New Roman" w:cs="Times New Roman"/>
+        </w:rPr>
+        <w:t>nextId</w:t>
+      </w:r>
+      <w:proofErr w:type="spellEnd"/>
+      <w:r>
+        <w:rPr>
+          <w:rFonts w:ascii="Times New Roman" w:hAnsi="Times New Roman" w:cs="Times New Roman"/>
+        </w:rPr>
+        <w:t xml:space="preserve"> (int), name</w:t>
+      </w:r>
+      <w:r>
+        <w:rPr>
+          <w:rFonts w:ascii="Times New Roman" w:hAnsi="Times New Roman" w:cs="Times New Roman"/>
+        </w:rPr>
+        <w:t xml:space="preserve"> (str), price (</w:t>
+      </w:r>
+      <w:proofErr w:type="spellStart"/>
+      <w:r>
+        <w:rPr>
+          <w:rFonts w:ascii="Times New Roman" w:hAnsi="Times New Roman" w:cs="Times New Roman"/>
+        </w:rPr>
+        <w:t>dbl</w:t>
+      </w:r>
+      <w:proofErr w:type="spellEnd"/>
+      <w:r>
+        <w:rPr>
+          <w:rFonts w:ascii="Times New Roman" w:hAnsi="Times New Roman" w:cs="Times New Roman"/>
+        </w:rPr>
+        <w:t>)</w:t>
+      </w:r>
+    </w:p>
+    <w:p>
+      <w:pPr>
+        <w:pStyle w:val="ListParagraph"/>
+        <w:numPr>
+          <w:ilvl w:val="0"/>
+          <w:numId w:val="1"/>
+        </w:numPr>
+        <w:spacing w:line="360" w:lineRule="auto"/>
+        <w:rPr>
+          <w:rFonts w:ascii="Times New Roman" w:hAnsi="Times New Roman" w:cs="Times New Roman"/>
+        </w:rPr>
+      </w:pPr>
+      <w:r>
+        <w:rPr>
+          <w:rFonts w:ascii="Times New Roman" w:hAnsi="Times New Roman" w:cs="Times New Roman"/>
+        </w:rPr>
+        <w:t>Optional Attributes</w:t>
+      </w:r>
+    </w:p>
+    <w:p>
+      <w:pPr>
+        <w:pStyle w:val="ListParagraph"/>
+        <w:numPr>
+          <w:ilvl w:val="1"/>
+          <w:numId w:val="1"/>
+        </w:numPr>
+        <w:spacing w:line="360" w:lineRule="auto"/>
+        <w:rPr>
+          <w:rFonts w:ascii="Times New Roman" w:hAnsi="Times New Roman" w:cs="Times New Roman"/>
+        </w:rPr>
+      </w:pPr>
+    </w:p>
+    <w:p>
+      <w:pPr>
+        <w:pStyle w:val="ListParagraph"/>
+        <w:numPr>
+          <w:ilvl w:val="0"/>
+          <w:numId w:val="1"/>
+        </w:numPr>
+        <w:spacing w:line="360" w:lineRule="auto"/>
+        <w:rPr>
+          <w:rFonts w:ascii="Times New Roman" w:hAnsi="Times New Roman" w:cs="Times New Roman"/>
+        </w:rPr>
+      </w:pPr>
+      <w:r>
+        <w:rPr>
+          <w:rFonts w:ascii="Times New Roman" w:hAnsi="Times New Roman" w:cs="Times New Roman"/>
+        </w:rPr>
+        <w:t>Methods</w:t>
+      </w:r>
+    </w:p>
+    <w:p>
+      <w:pPr>
+        <w:pStyle w:val="ListParagraph"/>
+        <w:numPr>
+          <w:ilvl w:val="0"/>
+          <w:numId w:val="1"/>
+        </w:numPr>
+        <w:spacing w:line="360" w:lineRule="auto"/>
+        <w:rPr>
+          <w:rFonts w:ascii="Times New Roman" w:hAnsi="Times New Roman" w:cs="Times New Roman"/>
+        </w:rPr>
+      </w:pPr>
+      <w:r>
+        <w:rPr>
+          <w:rFonts w:ascii="Times New Roman" w:hAnsi="Times New Roman" w:cs="Times New Roman"/>
+        </w:rPr>
+        <w:t>Child Classes</w:t>
+      </w:r>
+    </w:p>
+    <w:p>
+      <w:pPr>
+        <w:pStyle w:val="ListParagraph"/>
+        <w:numPr>
+          <w:ilvl w:val="0"/>
+          <w:numId w:val="1"/>
+        </w:numPr>
+        <w:spacing w:line="360" w:lineRule="auto"/>
+        <w:rPr>
+          <w:rFonts w:ascii="Times New Roman" w:hAnsi="Times New Roman" w:cs="Times New Roman"/>
+        </w:rPr>
+      </w:pPr>
+      <w:r>
+        <w:rPr>
+          <w:rFonts w:ascii="Times New Roman" w:hAnsi="Times New Roman" w:cs="Times New Roman"/>
+        </w:rPr>
+        <w:t>Uses</w:t>
+      </w:r>
+    </w:p>
+    <w:p>
+      <w:pPr>
+        <w:pStyle w:val="ListParagraph"/>
+        <w:numPr>
+          <w:ilvl w:val="0"/>
+          <w:numId w:val="1"/>
+        </w:numPr>
+        <w:spacing w:line="360" w:lineRule="auto"/>
+        <w:rPr>
+          <w:rFonts w:ascii="Times New Roman" w:hAnsi="Times New Roman" w:cs="Times New Roman"/>
+        </w:rPr>
+      </w:pPr>
+      <w:r>
+        <w:rPr>
+          <w:rFonts w:ascii="Times New Roman" w:hAnsi="Times New Roman" w:cs="Times New Roman"/>
+        </w:rPr>
+        <w:t>Accessibility</w:t>
+      </w:r>
+    </w:p>
+    <w:p>
+      <w:pPr>
+        <w:spacing w:line="360" w:lineRule="auto"/>
         <w:rPr>
           <w:rFonts w:ascii="Times New Roman" w:hAnsi="Times New Roman" w:cs="Times New Roman"/>
           <w:b/>
           <w:bCs/>
         </w:rPr>
+      </w:pPr>
+    </w:p>
+    <w:p>
+      <w:pPr>
+        <w:spacing w:line="360" w:lineRule="auto"/>
+        <w:rPr>
+          <w:rFonts w:ascii="Times New Roman" w:hAnsi="Times New Roman" w:cs="Times New Roman"/>
+        </w:rPr>
+      </w:pPr>
+      <w:r>
+        <w:rPr>
+          <w:rFonts w:ascii="Times New Roman" w:hAnsi="Times New Roman" w:cs="Times New Roman"/>
+          <w:b/>
+          <w:bCs/>
+        </w:rPr>
         <w:t xml:space="preserve">Order class </w:t>
       </w:r>
     </w:p>
@@ -624,11 +1059,61 @@
           <w:rFonts w:ascii="Times New Roman" w:hAnsi="Times New Roman" w:cs="Times New Roman"/>
         </w:rPr>
       </w:pPr>
-      <w:r>
-        <w:rPr>
-          <w:rFonts w:ascii="Times New Roman" w:hAnsi="Times New Roman" w:cs="Times New Roman"/>
-        </w:rPr>
-        <w:t>orderId (int), waiterUsername (str) or waiterId (int), tableId (str), item (Menu)</w:t>
+      <w:proofErr w:type="spellStart"/>
+      <w:r>
+        <w:rPr>
+          <w:rFonts w:ascii="Times New Roman" w:hAnsi="Times New Roman" w:cs="Times New Roman"/>
+        </w:rPr>
+        <w:t>orderId</w:t>
+      </w:r>
+      <w:proofErr w:type="spellEnd"/>
+      <w:r>
+        <w:rPr>
+          <w:rFonts w:ascii="Times New Roman" w:hAnsi="Times New Roman" w:cs="Times New Roman"/>
+        </w:rPr>
+        <w:t xml:space="preserve"> (int), </w:t>
+      </w:r>
+      <w:proofErr w:type="spellStart"/>
+      <w:r>
+        <w:rPr>
+          <w:rFonts w:ascii="Times New Roman" w:hAnsi="Times New Roman" w:cs="Times New Roman"/>
+        </w:rPr>
+        <w:t>waiterUsername</w:t>
+      </w:r>
+      <w:proofErr w:type="spellEnd"/>
+      <w:r>
+        <w:rPr>
+          <w:rFonts w:ascii="Times New Roman" w:hAnsi="Times New Roman" w:cs="Times New Roman"/>
+        </w:rPr>
+        <w:t xml:space="preserve"> (str) or </w:t>
+      </w:r>
+      <w:proofErr w:type="spellStart"/>
+      <w:r>
+        <w:rPr>
+          <w:rFonts w:ascii="Times New Roman" w:hAnsi="Times New Roman" w:cs="Times New Roman"/>
+        </w:rPr>
+        <w:t>waiterId</w:t>
+      </w:r>
+      <w:proofErr w:type="spellEnd"/>
+      <w:r>
+        <w:rPr>
+          <w:rFonts w:ascii="Times New Roman" w:hAnsi="Times New Roman" w:cs="Times New Roman"/>
+        </w:rPr>
+        <w:t xml:space="preserve"> (int), </w:t>
+      </w:r>
+      <w:proofErr w:type="spellStart"/>
+      <w:r>
+        <w:rPr>
+          <w:rFonts w:ascii="Times New Roman" w:hAnsi="Times New Roman" w:cs="Times New Roman"/>
+        </w:rPr>
+        <w:t>tableId</w:t>
+      </w:r>
+      <w:proofErr w:type="spellEnd"/>
+      <w:r>
+        <w:rPr>
+          <w:rFonts w:ascii="Times New Roman" w:hAnsi="Times New Roman" w:cs="Times New Roman"/>
+        </w:rPr>
+        <w:t xml:space="preserve"> (str), item (Menu)</w:t>
       </w:r>
     </w:p>
     <w:p>
@@ -681,13 +1166,33 @@
           <w:rFonts w:ascii="Times New Roman" w:hAnsi="Times New Roman" w:cs="Times New Roman"/>
         </w:rPr>
       </w:pPr>
+      <w:proofErr w:type="spellStart"/>
+      <w:proofErr w:type="gramStart"/>
       <w:r>
         <w:rPr>
           <w:rFonts w:ascii="Times New Roman" w:hAnsi="Times New Roman" w:cs="Times New Roman"/>
           <w:i/>
           <w:iCs/>
         </w:rPr>
-        <w:t>takeOrder()</w:t>
+        <w:t>takeOrder</w:t>
+      </w:r>
+      <w:proofErr w:type="spellEnd"/>
+      <w:r>
+        <w:rPr>
+          <w:rFonts w:ascii="Times New Roman" w:hAnsi="Times New Roman" w:cs="Times New Roman"/>
+          <w:i/>
+          <w:iCs/>
+        </w:rPr>
+        <w:t>(</w:t>
+      </w:r>
+      <w:proofErr w:type="gramEnd"/>
+      <w:r>
+        <w:rPr>
+          <w:rFonts w:ascii="Times New Roman" w:hAnsi="Times New Roman" w:cs="Times New Roman"/>
+          <w:i/>
+          <w:iCs/>
+        </w:rPr>
+        <w:t>)</w:t>
       </w:r>
       <w:r>
         <w:rPr>
@@ -695,6 +1200,70 @@
         </w:rPr>
         <w:t xml:space="preserve"> </w:t>
       </w:r>
+      <w:r>
+        <w:rPr>
+          <w:rFonts w:ascii="Times New Roman" w:hAnsi="Times New Roman" w:cs="Times New Roman"/>
+        </w:rPr>
+        <w:t>is an external method that creates an Order object.</w:t>
+      </w:r>
+    </w:p>
+    <w:p>
+      <w:pPr>
+        <w:pStyle w:val="ListParagraph"/>
+        <w:numPr>
+          <w:ilvl w:val="2"/>
+          <w:numId w:val="1"/>
+        </w:numPr>
+        <w:spacing w:line="360" w:lineRule="auto"/>
+        <w:rPr>
+          <w:rFonts w:ascii="Times New Roman" w:hAnsi="Times New Roman" w:cs="Times New Roman"/>
+        </w:rPr>
+      </w:pPr>
+      <w:r>
+        <w:rPr>
+          <w:rFonts w:ascii="Times New Roman" w:hAnsi="Times New Roman" w:cs="Times New Roman"/>
+        </w:rPr>
+        <w:t xml:space="preserve">The waiter can view/search the entire menu, select the customer’s specific item requests, </w:t>
+      </w:r>
+      <w:r>
+        <w:rPr>
+          <w:rFonts w:ascii="Times New Roman" w:hAnsi="Times New Roman" w:cs="Times New Roman"/>
+        </w:rPr>
+        <w:t xml:space="preserve">and submit the order/create the Order object. The system </w:t>
+      </w:r>
+      <w:r>
+        <w:rPr>
+          <w:rFonts w:ascii="Times New Roman" w:hAnsi="Times New Roman" w:cs="Times New Roman"/>
+        </w:rPr>
+        <w:lastRenderedPageBreak/>
+        <w:t>automatically calculate</w:t>
+      </w:r>
+      <w:r>
+        <w:rPr>
+          <w:rFonts w:ascii="Times New Roman" w:hAnsi="Times New Roman" w:cs="Times New Roman"/>
+        </w:rPr>
+        <w:t>s</w:t>
+      </w:r>
+      <w:r>
+        <w:rPr>
+          <w:rFonts w:ascii="Times New Roman" w:hAnsi="Times New Roman" w:cs="Times New Roman"/>
+        </w:rPr>
+        <w:t xml:space="preserve"> the total cost (tax </w:t>
+      </w:r>
+      <w:proofErr w:type="gramStart"/>
+      <w:r>
+        <w:rPr>
+          <w:rFonts w:ascii="Times New Roman" w:hAnsi="Times New Roman" w:cs="Times New Roman"/>
+        </w:rPr>
+        <w:t>included))</w:t>
+      </w:r>
+      <w:proofErr w:type="gramEnd"/>
+      <w:r>
+        <w:rPr>
+          <w:rFonts w:ascii="Times New Roman" w:hAnsi="Times New Roman" w:cs="Times New Roman"/>
+        </w:rPr>
+        <w:t xml:space="preserve"> as the order is actively being updated.</w:t>
+      </w:r>
     </w:p>
     <w:p>
       <w:pPr>
@@ -703,11 +1272,252 @@
           <w:ilvl w:val="1"/>
           <w:numId w:val="1"/>
         </w:numPr>
-        <w:spacing w:line="360" w:lineRule="auto"/>
-        <w:rPr>
-          <w:rFonts w:ascii="Times New Roman" w:hAnsi="Times New Roman" w:cs="Times New Roman"/>
-        </w:rPr>
-      </w:pPr>
+        <w:rPr>
+          <w:rFonts w:ascii="Times New Roman" w:hAnsi="Times New Roman" w:cs="Times New Roman"/>
+        </w:rPr>
+      </w:pPr>
+      <w:proofErr w:type="spellStart"/>
+      <w:proofErr w:type="gramStart"/>
+      <w:r>
+        <w:rPr>
+          <w:rFonts w:ascii="Times New Roman" w:hAnsi="Times New Roman" w:cs="Times New Roman"/>
+          <w:i/>
+          <w:iCs/>
+        </w:rPr>
+        <w:t>payOrder</w:t>
+      </w:r>
+      <w:proofErr w:type="spellEnd"/>
+      <w:r>
+        <w:rPr>
+          <w:rFonts w:ascii="Times New Roman" w:hAnsi="Times New Roman" w:cs="Times New Roman"/>
+          <w:i/>
+          <w:iCs/>
+        </w:rPr>
+        <w:t>(</w:t>
+      </w:r>
+      <w:proofErr w:type="gramEnd"/>
+      <w:r>
+        <w:rPr>
+          <w:rFonts w:ascii="Times New Roman" w:hAnsi="Times New Roman" w:cs="Times New Roman"/>
+          <w:i/>
+          <w:iCs/>
+        </w:rPr>
+        <w:t>)</w:t>
+      </w:r>
+      <w:r>
+        <w:rPr>
+          <w:rFonts w:ascii="Times New Roman" w:hAnsi="Times New Roman" w:cs="Times New Roman"/>
+        </w:rPr>
+        <w:t xml:space="preserve"> method allows the waiter to facilitate customer payments.</w:t>
+      </w:r>
+    </w:p>
+    <w:p>
+      <w:pPr>
+        <w:pStyle w:val="ListParagraph"/>
+        <w:numPr>
+          <w:ilvl w:val="2"/>
+          <w:numId w:val="1"/>
+        </w:numPr>
+        <w:rPr>
+          <w:rFonts w:ascii="Times New Roman" w:hAnsi="Times New Roman" w:cs="Times New Roman"/>
+        </w:rPr>
+      </w:pPr>
+      <w:r>
+        <w:rPr>
+          <w:rFonts w:ascii="Times New Roman" w:hAnsi="Times New Roman" w:cs="Times New Roman"/>
+        </w:rPr>
+        <w:t>The method offers two (2) options: Cash or Card.</w:t>
+      </w:r>
+    </w:p>
+    <w:p>
+      <w:pPr>
+        <w:pStyle w:val="ListParagraph"/>
+        <w:numPr>
+          <w:ilvl w:val="3"/>
+          <w:numId w:val="1"/>
+        </w:numPr>
+        <w:rPr>
+          <w:rFonts w:ascii="Times New Roman" w:hAnsi="Times New Roman" w:cs="Times New Roman"/>
+        </w:rPr>
+      </w:pPr>
+      <w:r>
+        <w:rPr>
+          <w:rFonts w:ascii="Times New Roman" w:hAnsi="Times New Roman" w:cs="Times New Roman"/>
+        </w:rPr>
+        <w:t>If the Cash option is selected…</w:t>
+      </w:r>
+    </w:p>
+    <w:p>
+      <w:pPr>
+        <w:pStyle w:val="ListParagraph"/>
+        <w:numPr>
+          <w:ilvl w:val="4"/>
+          <w:numId w:val="1"/>
+        </w:numPr>
+        <w:rPr>
+          <w:rFonts w:ascii="Times New Roman" w:hAnsi="Times New Roman" w:cs="Times New Roman"/>
+        </w:rPr>
+      </w:pPr>
+      <w:r>
+        <w:rPr>
+          <w:rFonts w:ascii="Times New Roman" w:hAnsi="Times New Roman" w:cs="Times New Roman"/>
+        </w:rPr>
+        <w:t xml:space="preserve">The amount of total cash owed is presented (calculated by the system); the amount of cash given by the customer is provided as input; if applicable, the amount of change </w:t>
+      </w:r>
+      <w:r>
+        <w:rPr>
+          <w:rFonts w:ascii="Times New Roman" w:hAnsi="Times New Roman" w:cs="Times New Roman"/>
+        </w:rPr>
+        <w:t>returned to</w:t>
+      </w:r>
+      <w:r>
+        <w:rPr>
+          <w:rFonts w:ascii="Times New Roman" w:hAnsi="Times New Roman" w:cs="Times New Roman"/>
+        </w:rPr>
+        <w:t xml:space="preserve"> the customer is provided; the customer’s signature is provided; and the waiter presses ‘submit.’</w:t>
+      </w:r>
+    </w:p>
+    <w:p>
+      <w:pPr>
+        <w:pStyle w:val="ListParagraph"/>
+        <w:numPr>
+          <w:ilvl w:val="4"/>
+          <w:numId w:val="1"/>
+        </w:numPr>
+        <w:rPr>
+          <w:rFonts w:ascii="Times New Roman" w:hAnsi="Times New Roman" w:cs="Times New Roman"/>
+        </w:rPr>
+      </w:pPr>
+      <w:r>
+        <w:rPr>
+          <w:rFonts w:ascii="Times New Roman" w:hAnsi="Times New Roman" w:cs="Times New Roman"/>
+        </w:rPr>
+        <w:t>The next screen shows the receipt and elicits email input to send t</w:t>
+      </w:r>
+      <w:r>
+        <w:rPr>
+          <w:rFonts w:ascii="Times New Roman" w:hAnsi="Times New Roman" w:cs="Times New Roman"/>
+        </w:rPr>
+        <w:t>h</w:t>
+      </w:r>
+      <w:r>
+        <w:rPr>
+          <w:rFonts w:ascii="Times New Roman" w:hAnsi="Times New Roman" w:cs="Times New Roman"/>
+        </w:rPr>
+        <w:t>e receipt to the customer.</w:t>
+      </w:r>
+    </w:p>
+    <w:p>
+      <w:pPr>
+        <w:pStyle w:val="ListParagraph"/>
+        <w:numPr>
+          <w:ilvl w:val="3"/>
+          <w:numId w:val="1"/>
+        </w:numPr>
+        <w:rPr>
+          <w:rFonts w:ascii="Times New Roman" w:hAnsi="Times New Roman" w:cs="Times New Roman"/>
+        </w:rPr>
+      </w:pPr>
+      <w:r>
+        <w:rPr>
+          <w:rFonts w:ascii="Times New Roman" w:hAnsi="Times New Roman" w:cs="Times New Roman"/>
+        </w:rPr>
+        <w:t>If the Card option is selected…</w:t>
+      </w:r>
+    </w:p>
+    <w:p>
+      <w:pPr>
+        <w:pStyle w:val="ListParagraph"/>
+        <w:numPr>
+          <w:ilvl w:val="4"/>
+          <w:numId w:val="1"/>
+        </w:numPr>
+        <w:rPr>
+          <w:rFonts w:ascii="Times New Roman" w:hAnsi="Times New Roman" w:cs="Times New Roman"/>
+        </w:rPr>
+      </w:pPr>
+      <w:r>
+        <w:rPr>
+          <w:rFonts w:ascii="Times New Roman" w:hAnsi="Times New Roman" w:cs="Times New Roman"/>
+        </w:rPr>
+        <w:t xml:space="preserve">The amount of total cash owed is presented (calculated by the system). Then the following input is provided: card number, name on card, </w:t>
+      </w:r>
+      <w:proofErr w:type="spellStart"/>
+      <w:r>
+        <w:rPr>
+          <w:rFonts w:ascii="Times New Roman" w:hAnsi="Times New Roman" w:cs="Times New Roman"/>
+        </w:rPr>
+        <w:t>cvv</w:t>
+      </w:r>
+      <w:proofErr w:type="spellEnd"/>
+      <w:r>
+        <w:rPr>
+          <w:rFonts w:ascii="Times New Roman" w:hAnsi="Times New Roman" w:cs="Times New Roman"/>
+        </w:rPr>
+        <w:t>, card expiration date.</w:t>
+      </w:r>
+    </w:p>
+    <w:p>
+      <w:pPr>
+        <w:pStyle w:val="ListParagraph"/>
+        <w:numPr>
+          <w:ilvl w:val="4"/>
+          <w:numId w:val="1"/>
+        </w:numPr>
+        <w:rPr>
+          <w:rFonts w:ascii="Times New Roman" w:hAnsi="Times New Roman" w:cs="Times New Roman"/>
+        </w:rPr>
+      </w:pPr>
+      <w:r>
+        <w:rPr>
+          <w:rFonts w:ascii="Times New Roman" w:hAnsi="Times New Roman" w:cs="Times New Roman"/>
+        </w:rPr>
+        <w:t>The next screen shows the receipt and elicits email input to send t</w:t>
+      </w:r>
+      <w:r>
+        <w:rPr>
+          <w:rFonts w:ascii="Times New Roman" w:hAnsi="Times New Roman" w:cs="Times New Roman"/>
+        </w:rPr>
+        <w:t>h</w:t>
+      </w:r>
+      <w:r>
+        <w:rPr>
+          <w:rFonts w:ascii="Times New Roman" w:hAnsi="Times New Roman" w:cs="Times New Roman"/>
+        </w:rPr>
+        <w:t>e receipt to the customer.</w:t>
+      </w:r>
+    </w:p>
+    <w:p>
+      <w:pPr>
+        <w:pStyle w:val="ListParagraph"/>
+        <w:numPr>
+          <w:ilvl w:val="2"/>
+          <w:numId w:val="1"/>
+        </w:numPr>
+        <w:rPr>
+          <w:rFonts w:ascii="Times New Roman" w:hAnsi="Times New Roman" w:cs="Times New Roman"/>
+        </w:rPr>
+      </w:pPr>
+      <w:r>
+        <w:rPr>
+          <w:rFonts w:ascii="Times New Roman" w:hAnsi="Times New Roman" w:cs="Times New Roman"/>
+        </w:rPr>
+        <w:t xml:space="preserve">The method returns the total payment for the </w:t>
+      </w:r>
+      <w:proofErr w:type="gramStart"/>
+      <w:r>
+        <w:rPr>
+          <w:rFonts w:ascii="Times New Roman" w:hAnsi="Times New Roman" w:cs="Times New Roman"/>
+        </w:rPr>
+        <w:t>order</w:t>
+      </w:r>
+      <w:proofErr w:type="gramEnd"/>
+      <w:r>
+        <w:rPr>
+          <w:rFonts w:ascii="Times New Roman" w:hAnsi="Times New Roman" w:cs="Times New Roman"/>
+        </w:rPr>
+        <w:t xml:space="preserve"> and this data is saved to the database.</w:t>
+      </w:r>
     </w:p>
     <w:p>
       <w:pPr>
@@ -847,7 +1657,119 @@
         <w:rFonts w:ascii="Wingdings" w:hAnsi="Wingdings" w:hint="default"/>
       </w:rPr>
     </w:lvl>
-    <w:lvl w:ilvl="3" w:tplc="04090001" w:tentative="1">
+    <w:lvl w:ilvl="3" w:tplc="04090001">
+      <w:start w:val="1"/>
+      <w:numFmt w:val="bullet"/>
+      <w:lvlText w:val=""/>
+      <w:lvlJc w:val="left"/>
+      <w:pPr>
+        <w:ind w:left="2880" w:hanging="360"/>
+      </w:pPr>
+      <w:rPr>
+        <w:rFonts w:ascii="Symbol" w:hAnsi="Symbol" w:hint="default"/>
+      </w:rPr>
+    </w:lvl>
+    <w:lvl w:ilvl="4" w:tplc="04090003">
+      <w:start w:val="1"/>
+      <w:numFmt w:val="bullet"/>
+      <w:lvlText w:val="o"/>
+      <w:lvlJc w:val="left"/>
+      <w:pPr>
+        <w:ind w:left="3600" w:hanging="360"/>
+      </w:pPr>
+      <w:rPr>
+        <w:rFonts w:ascii="Courier New" w:hAnsi="Courier New" w:cs="Courier New" w:hint="default"/>
+      </w:rPr>
+    </w:lvl>
+    <w:lvl w:ilvl="5" w:tplc="04090005" w:tentative="1">
+      <w:start w:val="1"/>
+      <w:numFmt w:val="bullet"/>
+      <w:lvlText w:val=""/>
+      <w:lvlJc w:val="left"/>
+      <w:pPr>
+        <w:ind w:left="4320" w:hanging="360"/>
+      </w:pPr>
+      <w:rPr>
+        <w:rFonts w:ascii="Wingdings" w:hAnsi="Wingdings" w:hint="default"/>
+      </w:rPr>
+    </w:lvl>
+    <w:lvl w:ilvl="6" w:tplc="04090001" w:tentative="1">
+      <w:start w:val="1"/>
+      <w:numFmt w:val="bullet"/>
+      <w:lvlText w:val=""/>
+      <w:lvlJc w:val="left"/>
+      <w:pPr>
+        <w:ind w:left="5040" w:hanging="360"/>
+      </w:pPr>
+      <w:rPr>
+        <w:rFonts w:ascii="Symbol" w:hAnsi="Symbol" w:hint="default"/>
+      </w:rPr>
+    </w:lvl>
+    <w:lvl w:ilvl="7" w:tplc="04090003" w:tentative="1">
+      <w:start w:val="1"/>
+      <w:numFmt w:val="bullet"/>
+      <w:lvlText w:val="o"/>
+      <w:lvlJc w:val="left"/>
+      <w:pPr>
+        <w:ind w:left="5760" w:hanging="360"/>
+      </w:pPr>
+      <w:rPr>
+        <w:rFonts w:ascii="Courier New" w:hAnsi="Courier New" w:cs="Courier New" w:hint="default"/>
+      </w:rPr>
+    </w:lvl>
+    <w:lvl w:ilvl="8" w:tplc="04090005" w:tentative="1">
+      <w:start w:val="1"/>
+      <w:numFmt w:val="bullet"/>
+      <w:lvlText w:val=""/>
+      <w:lvlJc w:val="left"/>
+      <w:pPr>
+        <w:ind w:left="6480" w:hanging="360"/>
+      </w:pPr>
+      <w:rPr>
+        <w:rFonts w:ascii="Wingdings" w:hAnsi="Wingdings" w:hint="default"/>
+      </w:rPr>
+    </w:lvl>
+  </w:abstractNum>
+  <w:abstractNum w:abstractNumId="1" w15:restartNumberingAfterBreak="0">
+    <w:nsid w:val="308A67A8"/>
+    <w:multiLevelType w:val="hybridMultilevel"/>
+    <w:tmpl w:val="86921288"/>
+    <w:lvl w:ilvl="0" w:tplc="9670F34E">
+      <w:numFmt w:val="bullet"/>
+      <w:lvlText w:val=""/>
+      <w:lvlJc w:val="left"/>
+      <w:pPr>
+        <w:ind w:left="720" w:hanging="360"/>
+      </w:pPr>
+      <w:rPr>
+        <w:rFonts w:ascii="Symbol" w:eastAsiaTheme="minorHAnsi" w:hAnsi="Symbol" w:cs="Times New Roman" w:hint="default"/>
+      </w:rPr>
+    </w:lvl>
+    <w:lvl w:ilvl="1" w:tplc="04090003">
+      <w:start w:val="1"/>
+      <w:numFmt w:val="bullet"/>
+      <w:lvlText w:val="o"/>
+      <w:lvlJc w:val="left"/>
+      <w:pPr>
+        <w:ind w:left="1440" w:hanging="360"/>
+      </w:pPr>
+      <w:rPr>
+        <w:rFonts w:ascii="Courier New" w:hAnsi="Courier New" w:cs="Courier New" w:hint="default"/>
+      </w:rPr>
+    </w:lvl>
+    <w:lvl w:ilvl="2" w:tplc="04090005">
+      <w:start w:val="1"/>
+      <w:numFmt w:val="bullet"/>
+      <w:lvlText w:val=""/>
+      <w:lvlJc w:val="left"/>
+      <w:pPr>
+        <w:ind w:left="2160" w:hanging="360"/>
+      </w:pPr>
+      <w:rPr>
+        <w:rFonts w:ascii="Wingdings" w:hAnsi="Wingdings" w:hint="default"/>
+      </w:rPr>
+    </w:lvl>
+    <w:lvl w:ilvl="3" w:tplc="04090001">
       <w:start w:val="1"/>
       <w:numFmt w:val="bullet"/>
       <w:lvlText w:val=""/>
@@ -922,6 +1844,9 @@
   </w:abstractNum>
   <w:num w:numId="1" w16cid:durableId="107553998">
     <w:abstractNumId w:val="0"/>
+  </w:num>
+  <w:num w:numId="2" w16cid:durableId="395083589">
+    <w:abstractNumId w:val="1"/>
   </w:num>
 </w:numbering>
 </file>
